--- a/procedure.docx
+++ b/procedure.docx
@@ -91,6 +91,11 @@
       </w:pPr>
     </w:p>
     <w:p>
+      <w:pPr>
+        <w:rPr>
+          <w:rFonts w:hint="eastAsia"/>
+        </w:rPr>
+      </w:pPr>
       <w:r>
         <w:t xml:space="preserve">## </w:t>
       </w:r>
@@ -158,6 +163,11 @@
       </w:r>
     </w:p>
     <w:p>
+      <w:pPr>
+        <w:rPr>
+          <w:rFonts w:hint="eastAsia"/>
+        </w:rPr>
+      </w:pPr>
       <w:r>
         <w:t xml:space="preserve">| **GitHub** | </w:t>
       </w:r>
@@ -172,6 +182,11 @@
       </w:r>
     </w:p>
     <w:p>
+      <w:pPr>
+        <w:rPr>
+          <w:rFonts w:hint="eastAsia"/>
+        </w:rPr>
+      </w:pPr>
       <w:r>
         <w:t>| **</w:t>
       </w:r>
@@ -3543,6 +3558,11 @@
       </w:pPr>
     </w:p>
     <w:p>
+      <w:pPr>
+        <w:rPr>
+          <w:rFonts w:hint="eastAsia"/>
+        </w:rPr>
+      </w:pPr>
       <w:r>
         <w:t xml:space="preserve">## </w:t>
       </w:r>
@@ -3871,6 +3891,11 @@
     </w:p>
     <w:bookmarkStart w:id="0" w:name="OLE_LINK1"/>
     <w:p>
+      <w:pPr>
+        <w:rPr>
+          <w:rFonts w:hint="eastAsia"/>
+        </w:rPr>
+      </w:pPr>
       <w:r>
         <w:rPr>
           <w:rFonts w:hint="eastAsia"/>
@@ -3899,6 +3924,11 @@
         <w:rPr>
           <w:rFonts w:hint="eastAsia"/>
         </w:rPr>
+      </w:r>
+      <w:r>
+        <w:rPr>
+          <w:rFonts w:hint="eastAsia"/>
+        </w:rPr>
         <w:fldChar w:fldCharType="separate"/>
       </w:r>
       <w:r>
@@ -3916,24 +3946,726 @@
       </w:r>
     </w:p>
     <w:bookmarkEnd w:id="0"/>
+    <w:p>
+      <w:pPr>
+        <w:rPr>
+          <w:rFonts w:hint="eastAsia"/>
+        </w:rPr>
+      </w:pPr>
+    </w:p>
+    <w:p>
+      <w:pPr>
+        <w:rPr>
+          <w:rFonts w:hint="eastAsia"/>
+        </w:rPr>
+      </w:pPr>
+      <w:bookmarkStart w:id="1" w:name="OLE_LINK2"/>
+      <w:r>
+        <w:rPr>
+          <w:rFonts w:hint="eastAsia"/>
+        </w:rPr>
+        <w:t>sb_publishable_3xVvfY3SWS1h4WFgxa_2PA_j4hod9ZG</w:t>
+      </w:r>
+    </w:p>
+    <w:bookmarkEnd w:id="1"/>
+    <w:p>
+      <w:pPr>
+        <w:rPr>
+          <w:rFonts w:hint="eastAsia"/>
+        </w:rPr>
+      </w:pPr>
+    </w:p>
     <w:p/>
-    <w:p>
-      <w:bookmarkStart w:id="1" w:name="OLE_LINK2"/>
+    <w:p/>
+    <w:p/>
+    <w:p/>
+    <w:p/>
+    <w:p/>
+    <w:p/>
+    <w:p/>
+    <w:p>
+      <w:r>
+        <w:rPr>
+          <w:rFonts w:hint="eastAsia"/>
+        </w:rPr>
+        <w:t>//-----</w:t>
+      </w:r>
+    </w:p>
+    <w:p>
+      <w:pPr>
+        <w:rPr>
+          <w:b/>
+          <w:bCs/>
+        </w:rPr>
+      </w:pPr>
+      <w:r>
+        <w:rPr>
+          <w:b/>
+          <w:bCs/>
+        </w:rPr>
+        <w:lastRenderedPageBreak/>
+        <w:t xml:space="preserve">测试 </w:t>
+      </w:r>
+      <w:proofErr w:type="spellStart"/>
+      <w:r>
+        <w:rPr>
+          <w:b/>
+          <w:bCs/>
+        </w:rPr>
+        <w:t>user_activities</w:t>
+      </w:r>
+      <w:proofErr w:type="spellEnd"/>
+      <w:r>
+        <w:rPr>
+          <w:b/>
+          <w:bCs/>
+        </w:rPr>
+        <w:t xml:space="preserve"> 写入</w:t>
+      </w:r>
+    </w:p>
+    <w:p>
+      <w:pPr>
+        <w:pStyle w:val="a9"/>
+        <w:numPr>
+          <w:ilvl w:val="0"/>
+          <w:numId w:val="1"/>
+        </w:numPr>
+      </w:pPr>
+      <w:hyperlink r:id="rId7" w:history="1">
+        <w:r>
+          <w:rPr>
+            <w:rStyle w:val="af2"/>
+          </w:rPr>
+          <w:t>https://cp-vote-platform.vercel.app</w:t>
+        </w:r>
+      </w:hyperlink>
+      <w:r>
+        <w:rPr>
+          <w:rFonts w:hint="eastAsia"/>
+        </w:rPr>
+        <w:t>打开后</w:t>
+      </w:r>
+      <w:r>
+        <w:t>actorvoter@gmail.com</w:t>
+      </w:r>
+      <w:r>
+        <w:rPr>
+          <w:rFonts w:hint="eastAsia"/>
+        </w:rPr>
+        <w:t>是默认的。然后再个人中心修改密码错误。</w:t>
+      </w:r>
+    </w:p>
+    <w:p>
+      <w:pPr>
+        <w:pStyle w:val="ds-markdown-paragraph"/>
+        <w:numPr>
+          <w:ilvl w:val="0"/>
+          <w:numId w:val="1"/>
+        </w:numPr>
+        <w:shd w:val="clear" w:color="auto" w:fill="FFFFFF"/>
+        <w:spacing w:before="0" w:beforeAutospacing="0" w:after="0" w:afterAutospacing="0"/>
+        <w:rPr>
+          <w:rFonts w:ascii="Segoe UI" w:hAnsi="Segoe UI" w:cs="Segoe UI"/>
+          <w:color w:val="0F1115"/>
+        </w:rPr>
+      </w:pPr>
+      <w:r>
+        <w:rPr>
+          <w:rFonts w:ascii="Segoe UI" w:hAnsi="Segoe UI" w:cs="Segoe UI"/>
+          <w:color w:val="0F1115"/>
+        </w:rPr>
+        <w:t>点击一个</w:t>
+      </w:r>
+      <w:r>
+        <w:rPr>
+          <w:rFonts w:ascii="Segoe UI" w:hAnsi="Segoe UI" w:cs="Segoe UI"/>
+          <w:color w:val="0F1115"/>
+        </w:rPr>
+        <w:t xml:space="preserve"> CP </w:t>
+      </w:r>
+      <w:r>
+        <w:rPr>
+          <w:rFonts w:ascii="Segoe UI" w:hAnsi="Segoe UI" w:cs="Segoe UI"/>
+          <w:color w:val="0F1115"/>
+        </w:rPr>
+        <w:t>卡片进入详情页</w:t>
+      </w:r>
+      <w:r>
+        <w:rPr>
+          <w:rFonts w:ascii="Segoe UI" w:hAnsi="Segoe UI" w:cs="Segoe UI" w:hint="eastAsia"/>
+          <w:color w:val="0F1115"/>
+        </w:rPr>
+        <w:t xml:space="preserve"> </w:t>
+      </w:r>
+      <w:hyperlink r:id="rId8" w:history="1">
+        <w:r>
+          <w:rPr>
+            <w:rStyle w:val="af2"/>
+            <w:rFonts w:ascii="Segoe UI" w:hAnsi="Segoe UI" w:cs="Segoe UI"/>
+          </w:rPr>
+          <w:t>cp-vote-platform.vercel.app/detail.html?id=3</w:t>
+        </w:r>
+      </w:hyperlink>
+      <w:r>
+        <w:rPr>
+          <w:rFonts w:ascii="Segoe UI" w:hAnsi="Segoe UI" w:cs="Segoe UI" w:hint="eastAsia"/>
+          <w:color w:val="0F1115"/>
+        </w:rPr>
+        <w:t xml:space="preserve"> // </w:t>
+      </w:r>
+      <w:r>
+        <w:rPr>
+          <w:rFonts w:ascii="Segoe UI" w:hAnsi="Segoe UI" w:cs="Segoe UI" w:hint="eastAsia"/>
+          <w:color w:val="0F1115"/>
+        </w:rPr>
+        <w:t>由于缺少</w:t>
+      </w:r>
+      <w:r>
+        <w:rPr>
+          <w:rFonts w:ascii="Segoe UI" w:hAnsi="Segoe UI" w:cs="Segoe UI" w:hint="eastAsia"/>
+          <w:color w:val="0F1115"/>
+        </w:rPr>
+        <w:t xml:space="preserve"> </w:t>
+      </w:r>
+      <w:r>
+        <w:rPr>
+          <w:rFonts w:ascii="Segoe UI" w:hAnsi="Segoe UI" w:cs="Segoe UI"/>
+          <w:color w:val="0F1115"/>
+        </w:rPr>
+        <w:t>detail.html</w:t>
+      </w:r>
+      <w:r>
+        <w:rPr>
+          <w:rFonts w:ascii="Segoe UI" w:hAnsi="Segoe UI" w:cs="Segoe UI" w:hint="eastAsia"/>
+          <w:color w:val="0F1115"/>
+        </w:rPr>
+        <w:t>。内容是空白</w:t>
+      </w:r>
+    </w:p>
+    <w:p>
+      <w:pPr>
+        <w:pStyle w:val="a9"/>
+        <w:numPr>
+          <w:ilvl w:val="0"/>
+          <w:numId w:val="1"/>
+        </w:numPr>
+        <w:shd w:val="clear" w:color="auto" w:fill="FFFFFF"/>
+      </w:pPr>
+      <w:r>
+        <w:rPr>
+          <w:rFonts w:ascii="Segoe UI" w:hAnsi="Segoe UI" w:cs="Segoe UI"/>
+          <w:color w:val="0F1115"/>
+        </w:rPr>
+        <w:t>发表一条评论</w:t>
+      </w:r>
+      <w:r>
+        <w:rPr>
+          <w:rFonts w:ascii="Segoe UI" w:hAnsi="Segoe UI" w:cs="Segoe UI" w:hint="eastAsia"/>
+          <w:color w:val="0F1115"/>
+        </w:rPr>
+        <w:t xml:space="preserve"> // </w:t>
+      </w:r>
+      <w:r>
+        <w:rPr>
+          <w:rFonts w:ascii="Segoe UI" w:eastAsia="宋体" w:hAnsi="Segoe UI" w:cs="Segoe UI" w:hint="eastAsia"/>
+          <w:color w:val="0F1115"/>
+          <w:kern w:val="0"/>
+          <w:sz w:val="24"/>
+          <w:szCs w:val="24"/>
+        </w:rPr>
+        <w:t>mycp.html</w:t>
+      </w:r>
+      <w:r>
+        <w:rPr>
+          <w:rFonts w:ascii="Segoe UI" w:eastAsia="宋体" w:hAnsi="Segoe UI" w:cs="Segoe UI" w:hint="eastAsia"/>
+          <w:color w:val="0F1115"/>
+          <w:kern w:val="0"/>
+          <w:sz w:val="24"/>
+          <w:szCs w:val="24"/>
+        </w:rPr>
+        <w:t xml:space="preserve"> </w:t>
+      </w:r>
+      <w:r>
+        <w:rPr>
+          <w:rFonts w:ascii="Segoe UI" w:eastAsia="宋体" w:hAnsi="Segoe UI" w:cs="Segoe UI" w:hint="eastAsia"/>
+          <w:color w:val="0F1115"/>
+          <w:kern w:val="0"/>
+          <w:sz w:val="24"/>
+          <w:szCs w:val="24"/>
+        </w:rPr>
+        <w:t>有吗？</w:t>
+      </w:r>
+      <w:r>
+        <w:rPr>
+          <w:rFonts w:ascii="Segoe UI" w:eastAsia="宋体" w:hAnsi="Segoe UI" w:cs="Segoe UI" w:hint="eastAsia"/>
+          <w:color w:val="0F1115"/>
+          <w:kern w:val="0"/>
+          <w:sz w:val="24"/>
+          <w:szCs w:val="24"/>
+        </w:rPr>
+        <w:t xml:space="preserve"> </w:t>
+      </w:r>
+      <w:r>
+        <w:rPr>
+          <w:rFonts w:ascii="Segoe UI" w:eastAsia="宋体" w:hAnsi="Segoe UI" w:cs="Segoe UI" w:hint="eastAsia"/>
+          <w:color w:val="0F1115"/>
+          <w:kern w:val="0"/>
+          <w:sz w:val="24"/>
+          <w:szCs w:val="24"/>
+        </w:rPr>
+        <w:t>显示</w:t>
+      </w:r>
+      <w:r>
+        <w:rPr>
+          <w:rFonts w:ascii="Segoe UI" w:eastAsia="宋体" w:hAnsi="Segoe UI" w:cs="Segoe UI" w:hint="eastAsia"/>
+          <w:color w:val="0F1115"/>
+          <w:kern w:val="0"/>
+          <w:sz w:val="24"/>
+          <w:szCs w:val="24"/>
+        </w:rPr>
+        <w:t xml:space="preserve"> cp</w:t>
+      </w:r>
+      <w:r>
+        <w:rPr>
+          <w:rFonts w:ascii="Segoe UI" w:eastAsia="宋体" w:hAnsi="Segoe UI" w:cs="Segoe UI" w:hint="eastAsia"/>
+          <w:color w:val="0F1115"/>
+          <w:kern w:val="0"/>
+          <w:sz w:val="24"/>
+          <w:szCs w:val="24"/>
+        </w:rPr>
+        <w:t>讨论</w:t>
+      </w:r>
+      <w:r>
+        <w:rPr>
+          <w:rFonts w:ascii="Segoe UI" w:eastAsia="宋体" w:hAnsi="Segoe UI" w:cs="Segoe UI" w:hint="eastAsia"/>
+          <w:color w:val="0F1115"/>
+          <w:kern w:val="0"/>
+          <w:sz w:val="24"/>
+          <w:szCs w:val="24"/>
+        </w:rPr>
+        <w:t xml:space="preserve"> </w:t>
+      </w:r>
+      <w:r>
+        <w:rPr>
+          <w:rFonts w:ascii="Segoe UI" w:eastAsia="宋体" w:hAnsi="Segoe UI" w:cs="Segoe UI" w:hint="eastAsia"/>
+          <w:color w:val="0F1115"/>
+          <w:kern w:val="0"/>
+          <w:sz w:val="24"/>
+          <w:szCs w:val="24"/>
+        </w:rPr>
+        <w:t>参数错误</w:t>
+      </w:r>
+    </w:p>
+    <w:p>
+      <w:pPr>
+        <w:pStyle w:val="ds-markdown-paragraph"/>
+        <w:numPr>
+          <w:ilvl w:val="0"/>
+          <w:numId w:val="1"/>
+        </w:numPr>
+        <w:shd w:val="clear" w:color="auto" w:fill="FFFFFF"/>
+        <w:spacing w:before="0" w:beforeAutospacing="0" w:after="0" w:afterAutospacing="0"/>
+        <w:rPr>
+          <w:rFonts w:ascii="Segoe UI" w:hAnsi="Segoe UI" w:cs="Segoe UI"/>
+          <w:color w:val="0F1115"/>
+        </w:rPr>
+      </w:pPr>
+      <w:r>
+        <w:rPr>
+          <w:rFonts w:ascii="Segoe UI" w:hAnsi="Segoe UI" w:cs="Segoe UI"/>
+          <w:color w:val="0F1115"/>
+        </w:rPr>
+        <w:t>投一次票</w:t>
+      </w:r>
+      <w:r>
+        <w:rPr>
+          <w:rFonts w:ascii="Segoe UI" w:hAnsi="Segoe UI" w:cs="Segoe UI" w:hint="eastAsia"/>
+          <w:color w:val="0F1115"/>
+        </w:rPr>
+        <w:t xml:space="preserve"> </w:t>
+      </w:r>
+      <w:r>
+        <w:rPr>
+          <w:rFonts w:ascii="Segoe UI" w:hAnsi="Segoe UI" w:cs="Segoe UI" w:hint="eastAsia"/>
+          <w:color w:val="0F1115"/>
+        </w:rPr>
+        <w:t>失败。</w:t>
+      </w:r>
+    </w:p>
+    <w:p>
+      <w:pPr>
+        <w:pStyle w:val="ds-markdown-paragraph"/>
+        <w:numPr>
+          <w:ilvl w:val="0"/>
+          <w:numId w:val="1"/>
+        </w:numPr>
+        <w:shd w:val="clear" w:color="auto" w:fill="FFFFFF"/>
+        <w:spacing w:before="0" w:beforeAutospacing="0" w:after="0" w:afterAutospacing="0"/>
+        <w:rPr>
+          <w:rFonts w:ascii="Segoe UI" w:hAnsi="Segoe UI" w:cs="Segoe UI"/>
+          <w:color w:val="0F1115"/>
+        </w:rPr>
+      </w:pPr>
+      <w:r>
+        <w:rPr>
+          <w:rFonts w:ascii="Segoe UI" w:hAnsi="Segoe UI" w:cs="Segoe UI" w:hint="eastAsia"/>
+          <w:color w:val="0F1115"/>
+        </w:rPr>
+        <w:t>再</w:t>
+      </w:r>
+      <w:proofErr w:type="spellStart"/>
+      <w:r>
+        <w:rPr>
+          <w:rFonts w:ascii="Segoe UI" w:hAnsi="Segoe UI" w:cs="Segoe UI" w:hint="eastAsia"/>
+          <w:color w:val="0F1115"/>
+        </w:rPr>
+        <w:t>supabase</w:t>
+      </w:r>
+      <w:proofErr w:type="spellEnd"/>
+      <w:r>
+        <w:rPr>
+          <w:rFonts w:ascii="Segoe UI" w:hAnsi="Segoe UI" w:cs="Segoe UI" w:hint="eastAsia"/>
+          <w:color w:val="0F1115"/>
+        </w:rPr>
+        <w:t xml:space="preserve"> table editor </w:t>
+      </w:r>
+      <w:r>
+        <w:rPr>
+          <w:rFonts w:ascii="Segoe UI" w:hAnsi="Segoe UI" w:cs="Segoe UI" w:hint="eastAsia"/>
+          <w:color w:val="0F1115"/>
+        </w:rPr>
+        <w:t>，只有两个，</w:t>
+      </w:r>
+      <w:r>
+        <w:rPr>
+          <w:rFonts w:ascii="Segoe UI" w:hAnsi="Segoe UI" w:cs="Segoe UI" w:hint="eastAsia"/>
+          <w:color w:val="0F1115"/>
+        </w:rPr>
+        <w:t xml:space="preserve"> </w:t>
+      </w:r>
+      <w:proofErr w:type="spellStart"/>
+      <w:r>
+        <w:rPr>
+          <w:rFonts w:ascii="Segoe UI" w:hAnsi="Segoe UI" w:cs="Segoe UI" w:hint="eastAsia"/>
+          <w:color w:val="0F1115"/>
+        </w:rPr>
+        <w:t>user_actives</w:t>
+      </w:r>
+      <w:proofErr w:type="spellEnd"/>
+      <w:r>
+        <w:rPr>
+          <w:rFonts w:ascii="Segoe UI" w:hAnsi="Segoe UI" w:cs="Segoe UI" w:hint="eastAsia"/>
+          <w:color w:val="0F1115"/>
+        </w:rPr>
+        <w:t xml:space="preserve"> ; users</w:t>
+      </w:r>
+      <w:r>
+        <w:rPr>
+          <w:rFonts w:ascii="Segoe UI" w:hAnsi="Segoe UI" w:cs="Segoe UI" w:hint="eastAsia"/>
+          <w:color w:val="0F1115"/>
+        </w:rPr>
+        <w:t>。</w:t>
+      </w:r>
+      <w:r>
+        <w:rPr>
+          <w:rFonts w:ascii="Segoe UI" w:hAnsi="Segoe UI" w:cs="Segoe UI" w:hint="eastAsia"/>
+          <w:color w:val="0F1115"/>
+        </w:rPr>
+        <w:t xml:space="preserve"> </w:t>
+      </w:r>
+      <w:r>
+        <w:rPr>
+          <w:rFonts w:ascii="Segoe UI" w:hAnsi="Segoe UI" w:cs="Segoe UI" w:hint="eastAsia"/>
+          <w:color w:val="0F1115"/>
+        </w:rPr>
+        <w:t>以前有很多表格的。现在都没有了。请看截图</w:t>
+      </w:r>
+    </w:p>
+    <w:p>
+      <w:pPr>
+        <w:pStyle w:val="ds-markdown-paragraph"/>
+        <w:numPr>
+          <w:ilvl w:val="0"/>
+          <w:numId w:val="1"/>
+        </w:numPr>
+        <w:shd w:val="clear" w:color="auto" w:fill="FFFFFF"/>
+        <w:spacing w:before="0" w:beforeAutospacing="0" w:after="0" w:afterAutospacing="0"/>
+        <w:rPr>
+          <w:rFonts w:ascii="Segoe UI" w:hAnsi="Segoe UI" w:cs="Segoe UI"/>
+          <w:color w:val="0F1115"/>
+        </w:rPr>
+      </w:pPr>
+      <w:r>
+        <w:rPr>
+          <w:rFonts w:ascii="Segoe UI" w:hAnsi="Segoe UI" w:cs="Segoe UI"/>
+          <w:noProof/>
+          <w:color w:val="0F1115"/>
+        </w:rPr>
+        <w:drawing>
+          <wp:inline distT="0" distB="0" distL="0" distR="0" wp14:anchorId="3B0EE1D3" wp14:editId="28F526E1">
+            <wp:extent cx="4800600" cy="2688590"/>
+            <wp:effectExtent l="0" t="0" r="0" b="0"/>
+            <wp:docPr id="199476629" name="图片 1"/>
+            <wp:cNvGraphicFramePr>
+              <a:graphicFrameLocks xmlns:a="http://schemas.openxmlformats.org/drawingml/2006/main" noChangeAspect="1"/>
+            </wp:cNvGraphicFramePr>
+            <a:graphic xmlns:a="http://schemas.openxmlformats.org/drawingml/2006/main">
+              <a:graphicData uri="http://schemas.openxmlformats.org/drawingml/2006/picture">
+                <pic:pic xmlns:pic="http://schemas.openxmlformats.org/drawingml/2006/picture">
+                  <pic:nvPicPr>
+                    <pic:cNvPr id="0" name="Picture 1"/>
+                    <pic:cNvPicPr>
+                      <a:picLocks noChangeAspect="1" noChangeArrowheads="1"/>
+                    </pic:cNvPicPr>
+                  </pic:nvPicPr>
+                  <pic:blipFill>
+                    <a:blip r:embed="rId9">
+                      <a:extLst>
+                        <a:ext uri="{28A0092B-C50C-407E-A947-70E740481C1C}">
+                          <a14:useLocalDpi xmlns:a14="http://schemas.microsoft.com/office/drawing/2010/main" val="0"/>
+                        </a:ext>
+                      </a:extLst>
+                    </a:blip>
+                    <a:srcRect/>
+                    <a:stretch>
+                      <a:fillRect/>
+                    </a:stretch>
+                  </pic:blipFill>
+                  <pic:spPr bwMode="auto">
+                    <a:xfrm>
+                      <a:off x="0" y="0"/>
+                      <a:ext cx="4800600" cy="2688590"/>
+                    </a:xfrm>
+                    <a:prstGeom prst="rect">
+                      <a:avLst/>
+                    </a:prstGeom>
+                    <a:noFill/>
+                    <a:ln>
+                      <a:noFill/>
+                    </a:ln>
+                  </pic:spPr>
+                </pic:pic>
+              </a:graphicData>
+            </a:graphic>
+          </wp:inline>
+        </w:drawing>
+      </w:r>
+    </w:p>
+    <w:p>
+      <w:pPr>
+        <w:pStyle w:val="a9"/>
+        <w:shd w:val="clear" w:color="auto" w:fill="FFFFFF"/>
+        <w:ind w:left="360"/>
+      </w:pPr>
+    </w:p>
+    <w:p>
+      <w:pPr>
+        <w:pStyle w:val="a9"/>
+        <w:shd w:val="clear" w:color="auto" w:fill="FFFFFF"/>
+        <w:ind w:left="360"/>
+      </w:pPr>
+    </w:p>
+    <w:p>
+      <w:pPr>
+        <w:pStyle w:val="a9"/>
+        <w:shd w:val="clear" w:color="auto" w:fill="FFFFFF"/>
+        <w:ind w:left="360"/>
+      </w:pPr>
+    </w:p>
+    <w:p>
+      <w:pPr>
+        <w:pStyle w:val="a9"/>
+        <w:shd w:val="clear" w:color="auto" w:fill="FFFFFF"/>
+        <w:ind w:left="360"/>
+      </w:pPr>
+      <w:r>
+        <w:rPr>
+          <w:rFonts w:hint="eastAsia"/>
+          <w:noProof/>
+        </w:rPr>
+        <w:lastRenderedPageBreak/>
+        <w:drawing>
+          <wp:inline distT="0" distB="0" distL="0" distR="0" wp14:anchorId="02C871B5" wp14:editId="1729B10C">
+            <wp:extent cx="5268595" cy="2683510"/>
+            <wp:effectExtent l="0" t="0" r="8255" b="2540"/>
+            <wp:docPr id="14009303" name="图片 2"/>
+            <wp:cNvGraphicFramePr>
+              <a:graphicFrameLocks xmlns:a="http://schemas.openxmlformats.org/drawingml/2006/main" noChangeAspect="1"/>
+            </wp:cNvGraphicFramePr>
+            <a:graphic xmlns:a="http://schemas.openxmlformats.org/drawingml/2006/main">
+              <a:graphicData uri="http://schemas.openxmlformats.org/drawingml/2006/picture">
+                <pic:pic xmlns:pic="http://schemas.openxmlformats.org/drawingml/2006/picture">
+                  <pic:nvPicPr>
+                    <pic:cNvPr id="0" name="Picture 2"/>
+                    <pic:cNvPicPr>
+                      <a:picLocks noChangeAspect="1" noChangeArrowheads="1"/>
+                    </pic:cNvPicPr>
+                  </pic:nvPicPr>
+                  <pic:blipFill>
+                    <a:blip r:embed="rId10">
+                      <a:extLst>
+                        <a:ext uri="{28A0092B-C50C-407E-A947-70E740481C1C}">
+                          <a14:useLocalDpi xmlns:a14="http://schemas.microsoft.com/office/drawing/2010/main" val="0"/>
+                        </a:ext>
+                      </a:extLst>
+                    </a:blip>
+                    <a:srcRect/>
+                    <a:stretch>
+                      <a:fillRect/>
+                    </a:stretch>
+                  </pic:blipFill>
+                  <pic:spPr bwMode="auto">
+                    <a:xfrm>
+                      <a:off x="0" y="0"/>
+                      <a:ext cx="5268595" cy="2683510"/>
+                    </a:xfrm>
+                    <a:prstGeom prst="rect">
+                      <a:avLst/>
+                    </a:prstGeom>
+                    <a:noFill/>
+                    <a:ln>
+                      <a:noFill/>
+                    </a:ln>
+                  </pic:spPr>
+                </pic:pic>
+              </a:graphicData>
+            </a:graphic>
+          </wp:inline>
+        </w:drawing>
+      </w:r>
+    </w:p>
+    <w:p>
+      <w:pPr>
+        <w:pStyle w:val="a9"/>
+        <w:shd w:val="clear" w:color="auto" w:fill="FFFFFF"/>
+        <w:ind w:left="360"/>
+        <w:rPr>
+          <w:b/>
+          <w:bCs/>
+        </w:rPr>
+      </w:pPr>
+      <w:r>
+        <w:rPr>
+          <w:rFonts w:hint="eastAsia"/>
+        </w:rPr>
+        <w:t>我自己搞错了，在</w:t>
+      </w:r>
+      <w:proofErr w:type="spellStart"/>
+      <w:r>
+        <w:rPr>
+          <w:rFonts w:hint="eastAsia"/>
+        </w:rPr>
+        <w:t>actorvotor</w:t>
+      </w:r>
+      <w:proofErr w:type="spellEnd"/>
+      <w:r>
+        <w:rPr>
+          <w:rFonts w:hint="eastAsia"/>
+        </w:rPr>
+        <w:t>这个邮件中，我有两个project .</w:t>
+      </w:r>
+      <w:r>
+        <w:rPr>
+          <w:rFonts w:ascii="Helvetica" w:eastAsia="宋体" w:hAnsi="Helvetica" w:cs="Helvetica"/>
+          <w:b/>
+          <w:bCs/>
+          <w:color w:val="171717"/>
+          <w:spacing w:val="-11"/>
+          <w:kern w:val="36"/>
+          <w:sz w:val="45"/>
+          <w:szCs w:val="45"/>
+        </w:rPr>
+        <w:t xml:space="preserve"> </w:t>
+      </w:r>
+      <w:r>
+        <w:rPr>
+          <w:b/>
+          <w:bCs/>
+        </w:rPr>
+        <w:t>Cp-Vote-platform</w:t>
+      </w:r>
+    </w:p>
+    <w:p>
+      <w:pPr>
+        <w:pStyle w:val="a9"/>
+        <w:shd w:val="clear" w:color="auto" w:fill="FFFFFF"/>
+        <w:ind w:left="360"/>
+      </w:pPr>
+      <w:r>
+        <w:rPr>
+          <w:rFonts w:hint="eastAsia"/>
+        </w:rPr>
+        <w:t>是我昨天用的。也是这个才真的。关键是在</w:t>
+      </w:r>
+      <w:proofErr w:type="spellStart"/>
+      <w:r>
+        <w:rPr>
+          <w:rFonts w:hint="eastAsia"/>
+        </w:rPr>
+        <w:t>vercel</w:t>
+      </w:r>
+      <w:proofErr w:type="spellEnd"/>
+      <w:r>
+        <w:rPr>
+          <w:rFonts w:hint="eastAsia"/>
+        </w:rPr>
+        <w:t xml:space="preserve"> 的连接与映射可能没有搞对。</w:t>
+      </w:r>
+    </w:p>
+    <w:p>
+      <w:pPr>
+        <w:pStyle w:val="a9"/>
+        <w:shd w:val="clear" w:color="auto" w:fill="FFFFFF"/>
+        <w:ind w:left="360"/>
+        <w:rPr>
+          <w:rFonts w:hint="eastAsia"/>
+        </w:rPr>
+      </w:pPr>
+      <w:r>
+        <w:rPr>
+          <w:rFonts w:hint="eastAsia"/>
+        </w:rPr>
+        <w:t>以下是真确的：</w:t>
+      </w:r>
+    </w:p>
+    <w:p>
+      <w:pPr>
+        <w:pStyle w:val="a9"/>
+        <w:shd w:val="clear" w:color="auto" w:fill="FFFFFF"/>
+        <w:ind w:left="360"/>
+      </w:pPr>
+      <w:hyperlink r:id="rId11" w:history="1">
+        <w:r>
+          <w:rPr>
+            <w:rStyle w:val="af2"/>
+            <w:rFonts w:hint="eastAsia"/>
+          </w:rPr>
+          <w:t>https://grsxmjvjtqmvylyxmktt.supabase.co</w:t>
+        </w:r>
+      </w:hyperlink>
+    </w:p>
+    <w:p>
+      <w:pPr>
+        <w:pStyle w:val="a9"/>
+        <w:shd w:val="clear" w:color="auto" w:fill="FFFFFF"/>
+        <w:ind w:left="360"/>
+      </w:pPr>
+    </w:p>
+    <w:p>
+      <w:pPr>
+        <w:pStyle w:val="a9"/>
+        <w:shd w:val="clear" w:color="auto" w:fill="FFFFFF"/>
+        <w:ind w:left="360"/>
+        <w:rPr>
+          <w:rFonts w:hint="eastAsia"/>
+        </w:rPr>
+      </w:pPr>
       <w:r>
         <w:rPr>
           <w:rFonts w:hint="eastAsia"/>
         </w:rPr>
         <w:t>sb_publishable_3xVvfY3SWS1h4WFgxa_2PA_j4hod9ZG</w:t>
       </w:r>
-    </w:p>
-    <w:bookmarkEnd w:id="1"/>
-    <w:p/>
-    <w:p>
-      <w:pPr>
-        <w:rPr>
-          <w:rFonts w:hint="eastAsia"/>
-        </w:rPr>
-      </w:pPr>
     </w:p>
     <w:sectPr>
       <w:pgSz w:w="11906" w:h="16838"/>
@@ -4001,6 +4733,559 @@
     </w:p>
   </w:footnote>
 </w:footnotes>
+</file>
+
+<file path=word/numbering.xml><?xml version="1.0" encoding="utf-8"?>
+<w:numbering xmlns:wpc="http://schemas.microsoft.com/office/word/2010/wordprocessingCanvas" xmlns:cx="http://schemas.microsoft.com/office/drawing/2014/chartex" xmlns:cx1="http://schemas.microsoft.com/office/drawing/2015/9/8/chartex" xmlns:cx2="http://schemas.microsoft.com/office/drawing/2015/10/21/chartex" xmlns:cx3="http://schemas.microsoft.com/office/drawing/2016/5/9/chartex" xmlns:cx4="http://schemas.microsoft.com/office/drawing/2016/5/10/chartex" xmlns:cx5="http://schemas.microsoft.com/office/drawing/2016/5/11/chartex" xmlns:cx6="http://schemas.microsoft.com/office/drawing/2016/5/12/chartex" xmlns:cx7="http://schemas.microsoft.com/office/drawing/2016/5/13/chartex" xmlns:cx8="http://schemas.microsoft.com/office/drawing/2016/5/14/chartex" xmlns:mc="http://schemas.openxmlformats.org/markup-compatibility/2006" xmlns:aink="http://schemas.microsoft.com/office/drawing/2016/ink" xmlns:am3d="http://schemas.microsoft.com/office/drawing/2017/model3d" xmlns:o="urn:schemas-microsoft-com:office:office" xmlns:oel="http://schemas.microsoft.com/office/2019/extlst" xmlns:r="http://schemas.openxmlformats.org/officeDocument/2006/relationships" xmlns:m="http://schemas.openxmlformats.org/officeDocument/2006/math" xmlns:v="urn:schemas-microsoft-com:vml" xmlns:wp14="http://schemas.microsoft.com/office/word/2010/wordprocessingDrawing" xmlns:wp="http://schemas.openxmlformats.org/drawingml/2006/wordprocessingDrawing" xmlns:w10="urn:schemas-microsoft-com:office:word" xmlns:w="http://schemas.openxmlformats.org/wordprocessingml/2006/main" xmlns:w14="http://schemas.microsoft.com/office/word/2010/wordml" xmlns:w15="http://schemas.microsoft.com/office/word/2012/wordml" xmlns:w16cex="http://schemas.microsoft.com/office/word/2018/wordml/cex" xmlns:w16cid="http://schemas.microsoft.com/office/word/2016/wordml/cid" xmlns:w16="http://schemas.microsoft.com/office/word/2018/wordml" xmlns:w16du="http://schemas.microsoft.com/office/word/2023/wordml/word16du" xmlns:w16sdtdh="http://schemas.microsoft.com/office/word/2020/wordml/sdtdatahash" xmlns:w16sdtfl="http://schemas.microsoft.com/office/word/2024/wordml/sdtformatlock" xmlns:w16se="http://schemas.microsoft.com/office/word/2015/wordml/symex" xmlns:wpg="http://schemas.microsoft.com/office/word/2010/wordprocessingGroup" xmlns:wpi="http://schemas.microsoft.com/office/word/2010/wordprocessingInk" xmlns:wne="http://schemas.microsoft.com/office/word/2006/wordml" xmlns:wps="http://schemas.microsoft.com/office/word/2010/wordprocessingShape" mc:Ignorable="w14 w15 w16se w16cid w16 w16cex w16sdtdh w16sdtfl w16du wp14">
+  <w:abstractNum w:abstractNumId="0" w15:restartNumberingAfterBreak="0">
+    <w:nsid w:val="2085487F"/>
+    <w:multiLevelType w:val="multilevel"/>
+    <w:tmpl w:val="E4AEA510"/>
+    <w:lvl w:ilvl="0">
+      <w:start w:val="1"/>
+      <w:numFmt w:val="bullet"/>
+      <w:lvlText w:val=""/>
+      <w:lvlJc w:val="left"/>
+      <w:pPr>
+        <w:tabs>
+          <w:tab w:val="num" w:pos="720"/>
+        </w:tabs>
+        <w:ind w:left="720" w:hanging="360"/>
+      </w:pPr>
+      <w:rPr>
+        <w:rFonts w:ascii="Symbol" w:hAnsi="Symbol" w:hint="default"/>
+        <w:sz w:val="20"/>
+      </w:rPr>
+    </w:lvl>
+    <w:lvl w:ilvl="1" w:tentative="1">
+      <w:start w:val="1"/>
+      <w:numFmt w:val="bullet"/>
+      <w:lvlText w:val="o"/>
+      <w:lvlJc w:val="left"/>
+      <w:pPr>
+        <w:tabs>
+          <w:tab w:val="num" w:pos="1440"/>
+        </w:tabs>
+        <w:ind w:left="1440" w:hanging="360"/>
+      </w:pPr>
+      <w:rPr>
+        <w:rFonts w:ascii="Courier New" w:hAnsi="Courier New" w:hint="default"/>
+        <w:sz w:val="20"/>
+      </w:rPr>
+    </w:lvl>
+    <w:lvl w:ilvl="2" w:tentative="1">
+      <w:start w:val="1"/>
+      <w:numFmt w:val="bullet"/>
+      <w:lvlText w:val=""/>
+      <w:lvlJc w:val="left"/>
+      <w:pPr>
+        <w:tabs>
+          <w:tab w:val="num" w:pos="2160"/>
+        </w:tabs>
+        <w:ind w:left="2160" w:hanging="360"/>
+      </w:pPr>
+      <w:rPr>
+        <w:rFonts w:ascii="Wingdings" w:hAnsi="Wingdings" w:hint="default"/>
+        <w:sz w:val="20"/>
+      </w:rPr>
+    </w:lvl>
+    <w:lvl w:ilvl="3" w:tentative="1">
+      <w:start w:val="1"/>
+      <w:numFmt w:val="bullet"/>
+      <w:lvlText w:val=""/>
+      <w:lvlJc w:val="left"/>
+      <w:pPr>
+        <w:tabs>
+          <w:tab w:val="num" w:pos="2880"/>
+        </w:tabs>
+        <w:ind w:left="2880" w:hanging="360"/>
+      </w:pPr>
+      <w:rPr>
+        <w:rFonts w:ascii="Wingdings" w:hAnsi="Wingdings" w:hint="default"/>
+        <w:sz w:val="20"/>
+      </w:rPr>
+    </w:lvl>
+    <w:lvl w:ilvl="4" w:tentative="1">
+      <w:start w:val="1"/>
+      <w:numFmt w:val="bullet"/>
+      <w:lvlText w:val=""/>
+      <w:lvlJc w:val="left"/>
+      <w:pPr>
+        <w:tabs>
+          <w:tab w:val="num" w:pos="3600"/>
+        </w:tabs>
+        <w:ind w:left="3600" w:hanging="360"/>
+      </w:pPr>
+      <w:rPr>
+        <w:rFonts w:ascii="Wingdings" w:hAnsi="Wingdings" w:hint="default"/>
+        <w:sz w:val="20"/>
+      </w:rPr>
+    </w:lvl>
+    <w:lvl w:ilvl="5" w:tentative="1">
+      <w:start w:val="1"/>
+      <w:numFmt w:val="bullet"/>
+      <w:lvlText w:val=""/>
+      <w:lvlJc w:val="left"/>
+      <w:pPr>
+        <w:tabs>
+          <w:tab w:val="num" w:pos="4320"/>
+        </w:tabs>
+        <w:ind w:left="4320" w:hanging="360"/>
+      </w:pPr>
+      <w:rPr>
+        <w:rFonts w:ascii="Wingdings" w:hAnsi="Wingdings" w:hint="default"/>
+        <w:sz w:val="20"/>
+      </w:rPr>
+    </w:lvl>
+    <w:lvl w:ilvl="6" w:tentative="1">
+      <w:start w:val="1"/>
+      <w:numFmt w:val="bullet"/>
+      <w:lvlText w:val=""/>
+      <w:lvlJc w:val="left"/>
+      <w:pPr>
+        <w:tabs>
+          <w:tab w:val="num" w:pos="5040"/>
+        </w:tabs>
+        <w:ind w:left="5040" w:hanging="360"/>
+      </w:pPr>
+      <w:rPr>
+        <w:rFonts w:ascii="Wingdings" w:hAnsi="Wingdings" w:hint="default"/>
+        <w:sz w:val="20"/>
+      </w:rPr>
+    </w:lvl>
+    <w:lvl w:ilvl="7" w:tentative="1">
+      <w:start w:val="1"/>
+      <w:numFmt w:val="bullet"/>
+      <w:lvlText w:val=""/>
+      <w:lvlJc w:val="left"/>
+      <w:pPr>
+        <w:tabs>
+          <w:tab w:val="num" w:pos="5760"/>
+        </w:tabs>
+        <w:ind w:left="5760" w:hanging="360"/>
+      </w:pPr>
+      <w:rPr>
+        <w:rFonts w:ascii="Wingdings" w:hAnsi="Wingdings" w:hint="default"/>
+        <w:sz w:val="20"/>
+      </w:rPr>
+    </w:lvl>
+    <w:lvl w:ilvl="8" w:tentative="1">
+      <w:start w:val="1"/>
+      <w:numFmt w:val="bullet"/>
+      <w:lvlText w:val=""/>
+      <w:lvlJc w:val="left"/>
+      <w:pPr>
+        <w:tabs>
+          <w:tab w:val="num" w:pos="6480"/>
+        </w:tabs>
+        <w:ind w:left="6480" w:hanging="360"/>
+      </w:pPr>
+      <w:rPr>
+        <w:rFonts w:ascii="Wingdings" w:hAnsi="Wingdings" w:hint="default"/>
+        <w:sz w:val="20"/>
+      </w:rPr>
+    </w:lvl>
+  </w:abstractNum>
+  <w:abstractNum w:abstractNumId="1" w15:restartNumberingAfterBreak="0">
+    <w:nsid w:val="3233166E"/>
+    <w:multiLevelType w:val="hybridMultilevel"/>
+    <w:tmpl w:val="FDCAC3CA"/>
+    <w:lvl w:ilvl="0" w:tplc="290636DC">
+      <w:start w:val="1"/>
+      <w:numFmt w:val="decimal"/>
+      <w:lvlText w:val="%1."/>
+      <w:lvlJc w:val="left"/>
+      <w:pPr>
+        <w:ind w:left="360" w:hanging="360"/>
+      </w:pPr>
+      <w:rPr>
+        <w:rFonts w:hint="default"/>
+      </w:rPr>
+    </w:lvl>
+    <w:lvl w:ilvl="1" w:tplc="04090019" w:tentative="1">
+      <w:start w:val="1"/>
+      <w:numFmt w:val="lowerLetter"/>
+      <w:lvlText w:val="%2)"/>
+      <w:lvlJc w:val="left"/>
+      <w:pPr>
+        <w:ind w:left="880" w:hanging="440"/>
+      </w:pPr>
+    </w:lvl>
+    <w:lvl w:ilvl="2" w:tplc="0409001B" w:tentative="1">
+      <w:start w:val="1"/>
+      <w:numFmt w:val="lowerRoman"/>
+      <w:lvlText w:val="%3."/>
+      <w:lvlJc w:val="right"/>
+      <w:pPr>
+        <w:ind w:left="1320" w:hanging="440"/>
+      </w:pPr>
+    </w:lvl>
+    <w:lvl w:ilvl="3" w:tplc="0409000F" w:tentative="1">
+      <w:start w:val="1"/>
+      <w:numFmt w:val="decimal"/>
+      <w:lvlText w:val="%4."/>
+      <w:lvlJc w:val="left"/>
+      <w:pPr>
+        <w:ind w:left="1760" w:hanging="440"/>
+      </w:pPr>
+    </w:lvl>
+    <w:lvl w:ilvl="4" w:tplc="04090019" w:tentative="1">
+      <w:start w:val="1"/>
+      <w:numFmt w:val="lowerLetter"/>
+      <w:lvlText w:val="%5)"/>
+      <w:lvlJc w:val="left"/>
+      <w:pPr>
+        <w:ind w:left="2200" w:hanging="440"/>
+      </w:pPr>
+    </w:lvl>
+    <w:lvl w:ilvl="5" w:tplc="0409001B" w:tentative="1">
+      <w:start w:val="1"/>
+      <w:numFmt w:val="lowerRoman"/>
+      <w:lvlText w:val="%6."/>
+      <w:lvlJc w:val="right"/>
+      <w:pPr>
+        <w:ind w:left="2640" w:hanging="440"/>
+      </w:pPr>
+    </w:lvl>
+    <w:lvl w:ilvl="6" w:tplc="0409000F" w:tentative="1">
+      <w:start w:val="1"/>
+      <w:numFmt w:val="decimal"/>
+      <w:lvlText w:val="%7."/>
+      <w:lvlJc w:val="left"/>
+      <w:pPr>
+        <w:ind w:left="3080" w:hanging="440"/>
+      </w:pPr>
+    </w:lvl>
+    <w:lvl w:ilvl="7" w:tplc="04090019" w:tentative="1">
+      <w:start w:val="1"/>
+      <w:numFmt w:val="lowerLetter"/>
+      <w:lvlText w:val="%8)"/>
+      <w:lvlJc w:val="left"/>
+      <w:pPr>
+        <w:ind w:left="3520" w:hanging="440"/>
+      </w:pPr>
+    </w:lvl>
+    <w:lvl w:ilvl="8" w:tplc="0409001B" w:tentative="1">
+      <w:start w:val="1"/>
+      <w:numFmt w:val="lowerRoman"/>
+      <w:lvlText w:val="%9."/>
+      <w:lvlJc w:val="right"/>
+      <w:pPr>
+        <w:ind w:left="3960" w:hanging="440"/>
+      </w:pPr>
+    </w:lvl>
+  </w:abstractNum>
+  <w:abstractNum w:abstractNumId="2" w15:restartNumberingAfterBreak="0">
+    <w:nsid w:val="521C3EC7"/>
+    <w:multiLevelType w:val="multilevel"/>
+    <w:tmpl w:val="140A0652"/>
+    <w:lvl w:ilvl="0">
+      <w:start w:val="1"/>
+      <w:numFmt w:val="bullet"/>
+      <w:lvlText w:val=""/>
+      <w:lvlJc w:val="left"/>
+      <w:pPr>
+        <w:tabs>
+          <w:tab w:val="num" w:pos="720"/>
+        </w:tabs>
+        <w:ind w:left="720" w:hanging="360"/>
+      </w:pPr>
+      <w:rPr>
+        <w:rFonts w:ascii="Symbol" w:hAnsi="Symbol" w:hint="default"/>
+        <w:sz w:val="20"/>
+      </w:rPr>
+    </w:lvl>
+    <w:lvl w:ilvl="1" w:tentative="1">
+      <w:start w:val="1"/>
+      <w:numFmt w:val="bullet"/>
+      <w:lvlText w:val="o"/>
+      <w:lvlJc w:val="left"/>
+      <w:pPr>
+        <w:tabs>
+          <w:tab w:val="num" w:pos="1440"/>
+        </w:tabs>
+        <w:ind w:left="1440" w:hanging="360"/>
+      </w:pPr>
+      <w:rPr>
+        <w:rFonts w:ascii="Courier New" w:hAnsi="Courier New" w:hint="default"/>
+        <w:sz w:val="20"/>
+      </w:rPr>
+    </w:lvl>
+    <w:lvl w:ilvl="2" w:tentative="1">
+      <w:start w:val="1"/>
+      <w:numFmt w:val="bullet"/>
+      <w:lvlText w:val=""/>
+      <w:lvlJc w:val="left"/>
+      <w:pPr>
+        <w:tabs>
+          <w:tab w:val="num" w:pos="2160"/>
+        </w:tabs>
+        <w:ind w:left="2160" w:hanging="360"/>
+      </w:pPr>
+      <w:rPr>
+        <w:rFonts w:ascii="Wingdings" w:hAnsi="Wingdings" w:hint="default"/>
+        <w:sz w:val="20"/>
+      </w:rPr>
+    </w:lvl>
+    <w:lvl w:ilvl="3" w:tentative="1">
+      <w:start w:val="1"/>
+      <w:numFmt w:val="bullet"/>
+      <w:lvlText w:val=""/>
+      <w:lvlJc w:val="left"/>
+      <w:pPr>
+        <w:tabs>
+          <w:tab w:val="num" w:pos="2880"/>
+        </w:tabs>
+        <w:ind w:left="2880" w:hanging="360"/>
+      </w:pPr>
+      <w:rPr>
+        <w:rFonts w:ascii="Wingdings" w:hAnsi="Wingdings" w:hint="default"/>
+        <w:sz w:val="20"/>
+      </w:rPr>
+    </w:lvl>
+    <w:lvl w:ilvl="4" w:tentative="1">
+      <w:start w:val="1"/>
+      <w:numFmt w:val="bullet"/>
+      <w:lvlText w:val=""/>
+      <w:lvlJc w:val="left"/>
+      <w:pPr>
+        <w:tabs>
+          <w:tab w:val="num" w:pos="3600"/>
+        </w:tabs>
+        <w:ind w:left="3600" w:hanging="360"/>
+      </w:pPr>
+      <w:rPr>
+        <w:rFonts w:ascii="Wingdings" w:hAnsi="Wingdings" w:hint="default"/>
+        <w:sz w:val="20"/>
+      </w:rPr>
+    </w:lvl>
+    <w:lvl w:ilvl="5" w:tentative="1">
+      <w:start w:val="1"/>
+      <w:numFmt w:val="bullet"/>
+      <w:lvlText w:val=""/>
+      <w:lvlJc w:val="left"/>
+      <w:pPr>
+        <w:tabs>
+          <w:tab w:val="num" w:pos="4320"/>
+        </w:tabs>
+        <w:ind w:left="4320" w:hanging="360"/>
+      </w:pPr>
+      <w:rPr>
+        <w:rFonts w:ascii="Wingdings" w:hAnsi="Wingdings" w:hint="default"/>
+        <w:sz w:val="20"/>
+      </w:rPr>
+    </w:lvl>
+    <w:lvl w:ilvl="6" w:tentative="1">
+      <w:start w:val="1"/>
+      <w:numFmt w:val="bullet"/>
+      <w:lvlText w:val=""/>
+      <w:lvlJc w:val="left"/>
+      <w:pPr>
+        <w:tabs>
+          <w:tab w:val="num" w:pos="5040"/>
+        </w:tabs>
+        <w:ind w:left="5040" w:hanging="360"/>
+      </w:pPr>
+      <w:rPr>
+        <w:rFonts w:ascii="Wingdings" w:hAnsi="Wingdings" w:hint="default"/>
+        <w:sz w:val="20"/>
+      </w:rPr>
+    </w:lvl>
+    <w:lvl w:ilvl="7" w:tentative="1">
+      <w:start w:val="1"/>
+      <w:numFmt w:val="bullet"/>
+      <w:lvlText w:val=""/>
+      <w:lvlJc w:val="left"/>
+      <w:pPr>
+        <w:tabs>
+          <w:tab w:val="num" w:pos="5760"/>
+        </w:tabs>
+        <w:ind w:left="5760" w:hanging="360"/>
+      </w:pPr>
+      <w:rPr>
+        <w:rFonts w:ascii="Wingdings" w:hAnsi="Wingdings" w:hint="default"/>
+        <w:sz w:val="20"/>
+      </w:rPr>
+    </w:lvl>
+    <w:lvl w:ilvl="8" w:tentative="1">
+      <w:start w:val="1"/>
+      <w:numFmt w:val="bullet"/>
+      <w:lvlText w:val=""/>
+      <w:lvlJc w:val="left"/>
+      <w:pPr>
+        <w:tabs>
+          <w:tab w:val="num" w:pos="6480"/>
+        </w:tabs>
+        <w:ind w:left="6480" w:hanging="360"/>
+      </w:pPr>
+      <w:rPr>
+        <w:rFonts w:ascii="Wingdings" w:hAnsi="Wingdings" w:hint="default"/>
+        <w:sz w:val="20"/>
+      </w:rPr>
+    </w:lvl>
+  </w:abstractNum>
+  <w:abstractNum w:abstractNumId="3" w15:restartNumberingAfterBreak="0">
+    <w:nsid w:val="6E6D10F1"/>
+    <w:multiLevelType w:val="multilevel"/>
+    <w:tmpl w:val="1C4A838C"/>
+    <w:lvl w:ilvl="0">
+      <w:start w:val="1"/>
+      <w:numFmt w:val="bullet"/>
+      <w:lvlText w:val=""/>
+      <w:lvlJc w:val="left"/>
+      <w:pPr>
+        <w:tabs>
+          <w:tab w:val="num" w:pos="720"/>
+        </w:tabs>
+        <w:ind w:left="720" w:hanging="360"/>
+      </w:pPr>
+      <w:rPr>
+        <w:rFonts w:ascii="Symbol" w:hAnsi="Symbol" w:hint="default"/>
+        <w:sz w:val="20"/>
+      </w:rPr>
+    </w:lvl>
+    <w:lvl w:ilvl="1" w:tentative="1">
+      <w:start w:val="1"/>
+      <w:numFmt w:val="bullet"/>
+      <w:lvlText w:val="o"/>
+      <w:lvlJc w:val="left"/>
+      <w:pPr>
+        <w:tabs>
+          <w:tab w:val="num" w:pos="1440"/>
+        </w:tabs>
+        <w:ind w:left="1440" w:hanging="360"/>
+      </w:pPr>
+      <w:rPr>
+        <w:rFonts w:ascii="Courier New" w:hAnsi="Courier New" w:hint="default"/>
+        <w:sz w:val="20"/>
+      </w:rPr>
+    </w:lvl>
+    <w:lvl w:ilvl="2" w:tentative="1">
+      <w:start w:val="1"/>
+      <w:numFmt w:val="bullet"/>
+      <w:lvlText w:val=""/>
+      <w:lvlJc w:val="left"/>
+      <w:pPr>
+        <w:tabs>
+          <w:tab w:val="num" w:pos="2160"/>
+        </w:tabs>
+        <w:ind w:left="2160" w:hanging="360"/>
+      </w:pPr>
+      <w:rPr>
+        <w:rFonts w:ascii="Wingdings" w:hAnsi="Wingdings" w:hint="default"/>
+        <w:sz w:val="20"/>
+      </w:rPr>
+    </w:lvl>
+    <w:lvl w:ilvl="3" w:tentative="1">
+      <w:start w:val="1"/>
+      <w:numFmt w:val="bullet"/>
+      <w:lvlText w:val=""/>
+      <w:lvlJc w:val="left"/>
+      <w:pPr>
+        <w:tabs>
+          <w:tab w:val="num" w:pos="2880"/>
+        </w:tabs>
+        <w:ind w:left="2880" w:hanging="360"/>
+      </w:pPr>
+      <w:rPr>
+        <w:rFonts w:ascii="Wingdings" w:hAnsi="Wingdings" w:hint="default"/>
+        <w:sz w:val="20"/>
+      </w:rPr>
+    </w:lvl>
+    <w:lvl w:ilvl="4" w:tentative="1">
+      <w:start w:val="1"/>
+      <w:numFmt w:val="bullet"/>
+      <w:lvlText w:val=""/>
+      <w:lvlJc w:val="left"/>
+      <w:pPr>
+        <w:tabs>
+          <w:tab w:val="num" w:pos="3600"/>
+        </w:tabs>
+        <w:ind w:left="3600" w:hanging="360"/>
+      </w:pPr>
+      <w:rPr>
+        <w:rFonts w:ascii="Wingdings" w:hAnsi="Wingdings" w:hint="default"/>
+        <w:sz w:val="20"/>
+      </w:rPr>
+    </w:lvl>
+    <w:lvl w:ilvl="5" w:tentative="1">
+      <w:start w:val="1"/>
+      <w:numFmt w:val="bullet"/>
+      <w:lvlText w:val=""/>
+      <w:lvlJc w:val="left"/>
+      <w:pPr>
+        <w:tabs>
+          <w:tab w:val="num" w:pos="4320"/>
+        </w:tabs>
+        <w:ind w:left="4320" w:hanging="360"/>
+      </w:pPr>
+      <w:rPr>
+        <w:rFonts w:ascii="Wingdings" w:hAnsi="Wingdings" w:hint="default"/>
+        <w:sz w:val="20"/>
+      </w:rPr>
+    </w:lvl>
+    <w:lvl w:ilvl="6" w:tentative="1">
+      <w:start w:val="1"/>
+      <w:numFmt w:val="bullet"/>
+      <w:lvlText w:val=""/>
+      <w:lvlJc w:val="left"/>
+      <w:pPr>
+        <w:tabs>
+          <w:tab w:val="num" w:pos="5040"/>
+        </w:tabs>
+        <w:ind w:left="5040" w:hanging="360"/>
+      </w:pPr>
+      <w:rPr>
+        <w:rFonts w:ascii="Wingdings" w:hAnsi="Wingdings" w:hint="default"/>
+        <w:sz w:val="20"/>
+      </w:rPr>
+    </w:lvl>
+    <w:lvl w:ilvl="7" w:tentative="1">
+      <w:start w:val="1"/>
+      <w:numFmt w:val="bullet"/>
+      <w:lvlText w:val=""/>
+      <w:lvlJc w:val="left"/>
+      <w:pPr>
+        <w:tabs>
+          <w:tab w:val="num" w:pos="5760"/>
+        </w:tabs>
+        <w:ind w:left="5760" w:hanging="360"/>
+      </w:pPr>
+      <w:rPr>
+        <w:rFonts w:ascii="Wingdings" w:hAnsi="Wingdings" w:hint="default"/>
+        <w:sz w:val="20"/>
+      </w:rPr>
+    </w:lvl>
+    <w:lvl w:ilvl="8" w:tentative="1">
+      <w:start w:val="1"/>
+      <w:numFmt w:val="bullet"/>
+      <w:lvlText w:val=""/>
+      <w:lvlJc w:val="left"/>
+      <w:pPr>
+        <w:tabs>
+          <w:tab w:val="num" w:pos="6480"/>
+        </w:tabs>
+        <w:ind w:left="6480" w:hanging="360"/>
+      </w:pPr>
+      <w:rPr>
+        <w:rFonts w:ascii="Wingdings" w:hAnsi="Wingdings" w:hint="default"/>
+        <w:sz w:val="20"/>
+      </w:rPr>
+    </w:lvl>
+  </w:abstractNum>
+  <w:num w:numId="1" w16cid:durableId="1835293598">
+    <w:abstractNumId w:val="1"/>
+  </w:num>
+  <w:num w:numId="2" w16cid:durableId="294335790">
+    <w:abstractNumId w:val="3"/>
+  </w:num>
+  <w:num w:numId="3" w16cid:durableId="1813794687">
+    <w:abstractNumId w:val="2"/>
+  </w:num>
+  <w:num w:numId="4" w16cid:durableId="2088111145">
+    <w:abstractNumId w:val="0"/>
+  </w:num>
+</w:numbering>
 </file>
 
 <file path=word/styles.xml><?xml version="1.0" encoding="utf-8"?>
@@ -4453,7 +5738,6 @@
     <w:next w:val="a"/>
     <w:link w:val="30"/>
     <w:uiPriority w:val="9"/>
-    <w:semiHidden/>
     <w:unhideWhenUsed/>
     <w:qFormat/>
     <w:rsid w:val="00A81915"/>
@@ -4605,7 +5889,6 @@
   <w:style w:type="character" w:default="1" w:styleId="a0">
     <w:name w:val="Default Paragraph Font"/>
     <w:uiPriority w:val="1"/>
-    <w:semiHidden/>
     <w:unhideWhenUsed/>
   </w:style>
   <w:style w:type="table" w:default="1" w:styleId="a1">
@@ -4661,7 +5944,6 @@
     <w:basedOn w:val="a0"/>
     <w:link w:val="3"/>
     <w:uiPriority w:val="9"/>
-    <w:semiHidden/>
     <w:rsid w:val="00A81915"/>
     <w:rPr>
       <w:rFonts w:asciiTheme="majorHAnsi" w:eastAsiaTheme="majorEastAsia" w:hAnsiTheme="majorHAnsi" w:cstheme="majorBidi"/>
@@ -5009,6 +6291,22 @@
       <w:shd w:val="clear" w:color="auto" w:fill="E1DFDD"/>
     </w:rPr>
   </w:style>
+  <w:style w:type="paragraph" w:customStyle="1" w:styleId="ds-markdown-paragraph">
+    <w:name w:val="ds-markdown-paragraph"/>
+    <w:basedOn w:val="a"/>
+    <w:rsid w:val="00CD0010"/>
+    <w:pPr>
+      <w:widowControl/>
+      <w:spacing w:before="100" w:beforeAutospacing="1" w:after="100" w:afterAutospacing="1"/>
+      <w:jc w:val="left"/>
+    </w:pPr>
+    <w:rPr>
+      <w:rFonts w:ascii="宋体" w:eastAsia="宋体" w:hAnsi="宋体" w:cs="宋体"/>
+      <w:kern w:val="0"/>
+      <w:sz w:val="24"/>
+      <w:szCs w:val="24"/>
+    </w:rPr>
+  </w:style>
 </w:styles>
 </file>
 
